--- a/02_Части/Часть_2.docx
+++ b/02_Части/Часть_2.docx
@@ -71,37 +71,7 @@
         <ns0:jc ns0:val="both"/>
       </ns0:pPr>
       <ns0:r>
-        <ns0:rPr>
-          <ns0:rFonts ns0:ascii="Times New Roman" ns0:hAnsi="Times New Roman"/>
-          <ns0:outline ns0:val="0"/>
-          <ns0:color ns0:val="000000"/>
-          <ns0:sz ns0:val="28"/>
-          <ns0:u ns0:color="000000"/>
-          <ns0:rtl ns0:val="0"/>
-          <ns2:textFill>
-            <ns2:solidFill>
-              <ns2:srgbClr ns2:val="000000"/>
-            </ns2:solidFill>
-          </ns2:textFill>
-        </ns0:rPr>
-        <ns0:t xml:space="preserve">2.1 </ns0:t>
-      </ns0:r>
-      <ns0:r>
-        <ns0:rPr>
-          <ns0:rFonts ns0:ascii="Times New Roman" ns0:hAnsi="Times New Roman"/>
-          <ns0:outline ns0:val="0"/>
-          <ns0:color ns0:val="000000"/>
-          <ns0:sz ns0:val="28"/>
-          <ns0:u ns0:color="000000"/>
-          <ns0:rtl ns0:val="0"/>
-          <ns0:lang ns0:val="en-US"/>
-          <ns2:textFill>
-            <ns2:solidFill>
-              <ns2:srgbClr ns2:val="000000"/>
-            </ns2:solidFill>
-          </ns2:textFill>
-        </ns0:rPr>
-        <ns0:t>Общие сведения и задачи моделирования</ns0:t>
+        <ns0:t>2.1 Общие сведения и фронт работ</ns0:t>
       </ns0:r>
     </ns0:p>
     <ns0:p>
@@ -6432,70 +6402,7 @@
         <ns0:jc ns0:val="both"/>
       </ns0:pPr>
       <ns0:r>
-        <ns0:rPr>
-          <ns0:rFonts ns0:ascii="Times New Roman" ns0:hAnsi="Times New Roman"/>
-          <ns0:outline ns0:val="0"/>
-          <ns0:color ns0:val="000000"/>
-          <ns0:sz ns0:val="28"/>
-          <ns0:u ns0:color="000000"/>
-          <ns0:rtl ns0:val="0"/>
-          <ns2:textFill>
-            <ns2:solidFill>
-              <ns2:srgbClr ns2:val="000000"/>
-            </ns2:solidFill>
-          </ns2:textFill>
-        </ns0:rPr>
-        <ns0:t xml:space="preserve">2.3 </ns0:t>
-      </ns0:r>
-      <ns0:r>
-        <ns0:rPr>
-          <ns0:rFonts ns0:ascii="Times New Roman" ns0:hAnsi="Times New Roman"/>
-          <ns0:outline ns0:val="0"/>
-          <ns0:color ns0:val="000000"/>
-          <ns0:sz ns0:val="28"/>
-          <ns0:u ns0:color="000000"/>
-          <ns0:rtl ns0:val="0"/>
-          <ns0:lang ns0:val="en-US"/>
-          <ns2:textFill>
-            <ns2:solidFill>
-              <ns2:srgbClr ns2:val="000000"/>
-            </ns2:solidFill>
-          </ns2:textFill>
-        </ns0:rPr>
-        <ns0:t>Исходные данные для расчёта</ns0:t>
-      </ns0:r>
-      <ns0:r>
-        <ns0:rPr>
-          <ns0:rFonts ns0:ascii="Times New Roman" ns0:hAnsi="Times New Roman"/>
-          <ns0:outline ns0:val="0"/>
-          <ns0:color ns0:val="000000"/>
-          <ns0:sz ns0:val="28"/>
-          <ns0:u ns0:color="000000"/>
-          <ns0:rtl ns0:val="0"/>
-          <ns2:textFill>
-            <ns2:solidFill>
-              <ns2:srgbClr ns2:val="000000"/>
-            </ns2:solidFill>
-          </ns2:textFill>
-        </ns0:rPr>
-        <ns0:t xml:space="preserve">, </ns0:t>
-      </ns0:r>
-      <ns0:r>
-        <ns0:rPr>
-          <ns0:rFonts ns0:ascii="Times New Roman" ns0:hAnsi="Times New Roman"/>
-          <ns0:outline ns0:val="0"/>
-          <ns0:color ns0:val="000000"/>
-          <ns0:sz ns0:val="28"/>
-          <ns0:u ns0:color="000000"/>
-          <ns0:rtl ns0:val="0"/>
-          <ns0:lang ns0:val="en-US"/>
-          <ns2:textFill>
-            <ns2:solidFill>
-              <ns2:srgbClr ns2:val="000000"/>
-            </ns2:solidFill>
-          </ns2:textFill>
-        </ns0:rPr>
-        <ns0:t>внешние факторы и условия</ns0:t>
+        <ns0:t>2.3 Исходные данные для расчета, внешние факторы и условия</ns0:t>
       </ns0:r>
     </ns0:p>
     <ns0:p>
@@ -9853,54 +9760,7 @@
         <ns0:jc ns0:val="both"/>
       </ns0:pPr>
       <ns0:r>
-        <ns0:rPr>
-          <ns0:rFonts ns0:ascii="Times New Roman" ns0:hAnsi="Times New Roman"/>
-          <ns0:outline ns0:val="0"/>
-          <ns0:color ns0:val="000000"/>
-          <ns0:sz ns0:val="28"/>
-          <ns0:u ns0:color="000000"/>
-          <ns0:rtl ns0:val="0"/>
-          <ns2:textFill>
-            <ns2:solidFill>
-              <ns2:srgbClr ns2:val="000000"/>
-            </ns2:solidFill>
-          </ns2:textFill>
-        </ns0:rPr>
-        <ns0:t xml:space="preserve">2.4 </ns0:t>
-      </ns0:r>
-      <ns0:r>
-        <ns0:rPr>
-          <ns0:rFonts ns0:ascii="Times New Roman" ns0:hAnsi="Times New Roman"/>
-          <ns0:outline ns0:val="0"/>
-          <ns0:color ns0:val="000000"/>
-          <ns0:sz ns0:val="28"/>
-          <ns0:u ns0:color="000000"/>
-          <ns0:rtl ns0:val="0"/>
-          <ns0:lang ns0:val="en-US"/>
-          <ns2:textFill>
-            <ns2:solidFill>
-              <ns2:srgbClr ns2:val="000000"/>
-            </ns2:solidFill>
-          </ns2:textFill>
-        </ns0:rPr>
-        <ns0:t xml:space="preserve">Описание исходного проектного решения и создание модели кинозала в </ns0:t>
-      </ns0:r>
-      <ns0:r>
-        <ns0:rPr>
-          <ns0:rFonts ns0:ascii="Times New Roman" ns0:hAnsi="Times New Roman"/>
-          <ns0:outline ns0:val="0"/>
-          <ns0:color ns0:val="000000"/>
-          <ns0:sz ns0:val="28"/>
-          <ns0:u ns0:color="000000"/>
-          <ns0:rtl ns0:val="0"/>
-          <ns0:lang ns0:val="nl-NL"/>
-          <ns2:textFill>
-            <ns2:solidFill>
-              <ns2:srgbClr ns2:val="000000"/>
-            </ns2:solidFill>
-          </ns2:textFill>
-        </ns0:rPr>
-        <ns0:t>OpenStudio</ns0:t>
+        <ns0:t>2.4 Описание исходного проектного решения и его недостатков, состав и характеристики оборудования, создание модели кинозала в программе Open Studio</ns0:t>
       </ns0:r>
     </ns0:p>
     <ns0:p>
@@ -16993,37 +16853,7 @@
         <ns0:jc ns0:val="both"/>
       </ns0:pPr>
       <ns0:r>
-        <ns0:rPr>
-          <ns0:rFonts ns0:ascii="Times New Roman" ns0:hAnsi="Times New Roman"/>
-          <ns0:outline ns0:val="0"/>
-          <ns0:color ns0:val="000000"/>
-          <ns0:sz ns0:val="28"/>
-          <ns0:u ns0:color="000000"/>
-          <ns0:rtl ns0:val="0"/>
-          <ns2:textFill>
-            <ns2:solidFill>
-              <ns2:srgbClr ns2:val="000000"/>
-            </ns2:solidFill>
-          </ns2:textFill>
-        </ns0:rPr>
-        <ns0:t xml:space="preserve">2.5 </ns0:t>
-      </ns0:r>
-      <ns0:r>
-        <ns0:rPr>
-          <ns0:rFonts ns0:ascii="Times New Roman" ns0:hAnsi="Times New Roman"/>
-          <ns0:outline ns0:val="0"/>
-          <ns0:color ns0:val="000000"/>
-          <ns0:sz ns0:val="28"/>
-          <ns0:u ns0:color="000000"/>
-          <ns0:rtl ns0:val="0"/>
-          <ns0:lang ns0:val="en-US"/>
-          <ns2:textFill>
-            <ns2:solidFill>
-              <ns2:srgbClr ns2:val="000000"/>
-            </ns2:solidFill>
-          </ns2:textFill>
-        </ns0:rPr>
-        <ns0:t>Описание рассматриваемых методов снижения электропотребления</ns0:t>
+        <ns0:t>2.5 Описание рассматриваемых методов снижения электропотребления, их принципы действия и методика расчета энергопотребления</ns0:t>
       </ns0:r>
     </ns0:p>
     <ns0:p>
@@ -17034,37 +16864,7 @@
         <ns0:jc ns0:val="left"/>
       </ns0:pPr>
       <ns0:r>
-        <ns0:rPr>
-          <ns0:rFonts ns0:ascii="Times New Roman" ns0:hAnsi="Times New Roman"/>
-          <ns0:outline ns0:val="0"/>
-          <ns0:color ns0:val="000000"/>
-          <ns0:sz ns0:val="28"/>
-          <ns0:u ns0:color="000000"/>
-          <ns0:rtl ns0:val="0"/>
-          <ns2:textFill>
-            <ns2:solidFill>
-              <ns2:srgbClr ns2:val="000000"/>
-            </ns2:solidFill>
-          </ns2:textFill>
-        </ns0:rPr>
-        <ns0:t xml:space="preserve">2.5.1 </ns0:t>
-      </ns0:r>
-      <ns0:r>
-        <ns0:rPr>
-          <ns0:rFonts ns0:ascii="Times New Roman" ns0:hAnsi="Times New Roman"/>
-          <ns0:outline ns0:val="0"/>
-          <ns0:color ns0:val="000000"/>
-          <ns0:sz ns0:val="28"/>
-          <ns0:u ns0:color="000000"/>
-          <ns0:rtl ns0:val="0"/>
-          <ns0:lang ns0:val="en-US"/>
-          <ns2:textFill>
-            <ns2:solidFill>
-              <ns2:srgbClr ns2:val="000000"/>
-            </ns2:solidFill>
-          </ns2:textFill>
-        </ns0:rPr>
-        <ns0:t>Внедрение электрического роторного рекуператора повышенной эффективности в систему вентиляции</ns0:t>
+        <ns0:t>2.5.1 Внедрение электрического роторного рекуператора повышенной эффективности в систему вентиляции, его параметры и характеристики, расчет эффекта на электропотребление, создание модели в программе Open Studio</ns0:t>
       </ns0:r>
     </ns0:p>
     <ns0:p>
@@ -20241,70 +20041,7 @@
         <ns0:jc ns0:val="left"/>
       </ns0:pPr>
       <ns0:r>
-        <ns0:rPr>
-          <ns0:rFonts ns0:ascii="Times New Roman" ns0:hAnsi="Times New Roman"/>
-          <ns0:outline ns0:val="0"/>
-          <ns0:color ns0:val="000000"/>
-          <ns0:sz ns0:val="28"/>
-          <ns0:u ns0:color="000000"/>
-          <ns0:rtl ns0:val="0"/>
-          <ns2:textFill>
-            <ns2:solidFill>
-              <ns2:srgbClr ns2:val="000000"/>
-            </ns2:solidFill>
-          </ns2:textFill>
-        </ns0:rPr>
-        <ns0:t xml:space="preserve">2.5.2 </ns0:t>
-      </ns0:r>
-      <ns0:r>
-        <ns0:rPr>
-          <ns0:rFonts ns0:ascii="Times New Roman" ns0:hAnsi="Times New Roman"/>
-          <ns0:outline ns0:val="0"/>
-          <ns0:color ns0:val="000000"/>
-          <ns0:sz ns0:val="28"/>
-          <ns0:u ns0:color="000000"/>
-          <ns0:rtl ns0:val="0"/>
-          <ns0:lang ns0:val="en-US"/>
-          <ns2:textFill>
-            <ns2:solidFill>
-              <ns2:srgbClr ns2:val="000000"/>
-            </ns2:solidFill>
-          </ns2:textFill>
-        </ns0:rPr>
-        <ns0:t>Внедрение электрического теплового насоса «воздух</ns0:t>
-      </ns0:r>
-      <ns0:r>
-        <ns0:rPr>
-          <ns0:rFonts ns0:ascii="Times New Roman" ns0:hAnsi="Times New Roman"/>
-          <ns0:outline ns0:val="0"/>
-          <ns0:color ns0:val="000000"/>
-          <ns0:sz ns0:val="28"/>
-          <ns0:u ns0:color="000000"/>
-          <ns0:rtl ns0:val="0"/>
-          <ns2:textFill>
-            <ns2:solidFill>
-              <ns2:srgbClr ns2:val="000000"/>
-            </ns2:solidFill>
-          </ns2:textFill>
-        </ns0:rPr>
-        <ns0:t>-</ns0:t>
-      </ns0:r>
-      <ns0:r>
-        <ns0:rPr>
-          <ns0:rFonts ns0:ascii="Times New Roman" ns0:hAnsi="Times New Roman"/>
-          <ns0:outline ns0:val="0"/>
-          <ns0:color ns0:val="000000"/>
-          <ns0:sz ns0:val="28"/>
-          <ns0:u ns0:color="000000"/>
-          <ns0:rtl ns0:val="0"/>
-          <ns0:lang ns0:val="en-US"/>
-          <ns2:textFill>
-            <ns2:solidFill>
-              <ns2:srgbClr ns2:val="000000"/>
-            </ns2:solidFill>
-          </ns2:textFill>
-        </ns0:rPr>
-        <ns0:t>воздух» в систему вентиляции</ns0:t>
+        <ns0:t>2.5.2 Внедрение электрического теплового насоса «воздух-воздух» в систему вентиляции, его параметры и характеристики, расчет эффекта на электропотребление, создание модели в программе Open Studio</ns0:t>
       </ns0:r>
     </ns0:p>
     <ns0:p>
@@ -26162,53 +25899,7 @@
         <ns0:jc ns0:val="left"/>
       </ns0:pPr>
       <ns0:r>
-        <ns0:rPr>
-          <ns0:rFonts ns0:ascii="Times New Roman" ns0:hAnsi="Times New Roman"/>
-          <ns0:outline ns0:val="0"/>
-          <ns0:color ns0:val="000000"/>
-          <ns0:sz ns0:val="28"/>
-          <ns0:u ns0:color="000000"/>
-          <ns0:rtl ns0:val="0"/>
-          <ns2:textFill>
-            <ns2:solidFill>
-              <ns2:srgbClr ns2:val="000000"/>
-            </ns2:solidFill>
-          </ns2:textFill>
-        </ns0:rPr>
-        <ns0:t xml:space="preserve">2.5.3 </ns0:t>
-      </ns0:r>
-      <ns0:r>
-        <ns0:rPr>
-          <ns0:rFonts ns0:ascii="Times New Roman" ns0:hAnsi="Times New Roman"/>
-          <ns0:outline ns0:val="0"/>
-          <ns0:color ns0:val="000000"/>
-          <ns0:sz ns0:val="28"/>
-          <ns0:u ns0:color="000000"/>
-          <ns0:rtl ns0:val="0"/>
-          <ns0:lang ns0:val="en-US"/>
-          <ns2:textFill>
-            <ns2:solidFill>
-              <ns2:srgbClr ns2:val="000000"/>
-            </ns2:solidFill>
-          </ns2:textFill>
-        </ns0:rPr>
-        <ns0:t xml:space="preserve">Автоматическое управление воздухообменом с применением датчиков </ns0:t>
-      </ns0:r>
-      <ns0:r>
-        <ns0:rPr>
-          <ns0:rFonts ns0:ascii="Times New Roman" ns0:hAnsi="Times New Roman"/>
-          <ns0:outline ns0:val="0"/>
-          <ns0:color ns0:val="000000"/>
-          <ns0:sz ns0:val="28"/>
-          <ns0:u ns0:color="000000"/>
-          <ns0:rtl ns0:val="0"/>
-          <ns2:textFill>
-            <ns2:solidFill>
-              <ns2:srgbClr ns2:val="000000"/>
-            </ns2:solidFill>
-          </ns2:textFill>
-        </ns0:rPr>
-        <ns0:t>CO2</ns0:t>
+        <ns0:t>2.5.3 Внедрение автоматического управления воздухообменом с применением датчиков CO2 в систему вентиляции</ns0:t>
       </ns0:r>
     </ns0:p>
     <ns0:p>
@@ -26243,43 +25934,13 @@
     </ns0:p>
     <ns0:p>
       <ns0:pPr>
-        <ns0:pStyle ns0:val="Основной текст"/>
+        <ns0:pStyle ns0:val="Рубрика 3"/>
         <ns0:spacing ns0:before="0" ns0:after="0" ns0:line="360" ns0:lineRule="auto"/>
         <ns0:ind ns0:firstLine="709"/>
         <ns0:jc ns0:val="both"/>
       </ns0:pPr>
       <ns0:r>
-        <ns0:rPr>
-          <ns0:rFonts ns0:ascii="Times New Roman" ns0:hAnsi="Times New Roman"/>
-          <ns0:outline ns0:val="0"/>
-          <ns0:color ns0:val="000000"/>
-          <ns0:sz ns0:val="28"/>
-          <ns0:u ns0:color="000000"/>
-          <ns0:rtl ns0:val="0"/>
-          <ns0:lang ns0:val="en-US"/>
-          <ns2:textFill>
-            <ns2:solidFill>
-              <ns2:srgbClr ns2:val="000000"/>
-            </ns2:solidFill>
-          </ns2:textFill>
-        </ns0:rPr>
-        <ns0:t xml:space="preserve">Выбор и обоснование элементной базы системы </ns0:t>
-      </ns0:r>
-      <ns0:r>
-        <ns0:rPr>
-          <ns0:rFonts ns0:ascii="Times New Roman" ns0:hAnsi="Times New Roman"/>
-          <ns0:outline ns0:val="0"/>
-          <ns0:color ns0:val="000000"/>
-          <ns0:sz ns0:val="28"/>
-          <ns0:u ns0:color="000000"/>
-          <ns0:rtl ns0:val="0"/>
-          <ns2:textFill>
-            <ns2:solidFill>
-              <ns2:srgbClr ns2:val="000000"/>
-            </ns2:solidFill>
-          </ns2:textFill>
-        </ns0:rPr>
-        <ns0:t>DCV.</ns0:t>
+        <ns0:t>2.5.4 Выбор и обоснование элементной базы системы: выбор контроллера, выбор, описание и принцип работы датчиков</ns0:t>
       </ns0:r>
     </ns0:p>
     <ns0:p>
@@ -31638,37 +31299,7 @@
         <ns0:jc ns0:val="both"/>
       </ns0:pPr>
       <ns0:r>
-        <ns0:rPr>
-          <ns0:rFonts ns0:ascii="Times New Roman" ns0:hAnsi="Times New Roman"/>
-          <ns0:outline ns0:val="0"/>
-          <ns0:color ns0:val="000000"/>
-          <ns0:sz ns0:val="28"/>
-          <ns0:u ns0:color="000000"/>
-          <ns0:rtl ns0:val="0"/>
-          <ns2:textFill>
-            <ns2:solidFill>
-              <ns2:srgbClr ns2:val="000000"/>
-            </ns2:solidFill>
-          </ns2:textFill>
-        </ns0:rPr>
-        <ns0:t xml:space="preserve">2.6 </ns0:t>
-      </ns0:r>
-      <ns0:r>
-        <ns0:rPr>
-          <ns0:rFonts ns0:ascii="Times New Roman" ns0:hAnsi="Times New Roman"/>
-          <ns0:outline ns0:val="0"/>
-          <ns0:color ns0:val="000000"/>
-          <ns0:sz ns0:val="28"/>
-          <ns0:u ns0:color="000000"/>
-          <ns0:rtl ns0:val="0"/>
-          <ns0:lang ns0:val="en-US"/>
-          <ns2:textFill>
-            <ns2:solidFill>
-              <ns2:srgbClr ns2:val="000000"/>
-            </ns2:solidFill>
-          </ns2:textFill>
-        </ns0:rPr>
-        <ns0:t>Моделирование комбинированных систем</ns0:t>
+        <ns0:t>2.5.6 Моделирование комбинированных систем вентиляции с автоматическим управлением воздухообменом с применением датчиков CO2 в программе Open Studio</ns0:t>
       </ns0:r>
     </ns0:p>
     <ns0:p>
